--- a/Document_Outlines/Input data - systems/Chilled water  cooling systems.docx
+++ b/Document_Outlines/Input data - systems/Chilled water  cooling systems.docx
@@ -1946,6 +1946,45 @@
           </w:p>
         </w:tc>
       </w:tr>
+      <w:tr>
+        <w:trPr>
+          <w:tblCellSpacing w:w="15" w:type="dxa"/>
+        </w:trPr>
+        <w:tc>
+          <w:tcPr>
+            <w:tcW w:w="0" w:type="auto"/>
+            <w:vAlign w:val="center"/>
+            <w:hideMark/>
+          </w:tcPr>
+          <w:p>
+            <w:r>
+              <w:t>DSEAR risk assessment for refrigerant handling, storage and any hot-works interaction</w:t>
+            </w:r>
+          </w:p>
+        </w:tc>
+        <w:tc>
+          <w:tcPr>
+            <w:tcW w:w="0" w:type="auto"/>
+            <w:vAlign w:val="center"/>
+            <w:hideMark/>
+          </w:tcPr>
+          <w:p>
+            <w:r/>
+          </w:p>
+        </w:tc>
+        <w:tc>
+          <w:tcPr>
+            <w:tcW w:w="0" w:type="auto"/>
+            <w:vAlign w:val="center"/>
+            <w:hideMark/>
+          </w:tcPr>
+          <w:p>
+            <w:r>
+              <w:t>DSEAR (Dangerous Substances and Explosive Atmospheres Regulations 2002, amended 2015)</w:t>
+            </w:r>
+          </w:p>
+        </w:tc>
+      </w:tr>
     </w:tbl>
     <w:p>
       <w:pPr>
@@ -3229,6 +3268,17 @@
       </w:pPr>
       <w:r>
         <w:t>Full water treatment and system cleanliness records</w:t>
+      </w:r>
+    </w:p>
+    <w:p>
+      <w:pPr>
+        <w:numPr>
+          <w:ilvl w:val="0"/>
+          <w:numId w:val="2"/>
+        </w:numPr>
+      </w:pPr>
+      <w:r>
+        <w:t>Evidence of current PVG Scheme membership for all contractor personnel attending site</w:t>
       </w:r>
     </w:p>
     <w:p/>

--- a/Document_Outlines/Input data - systems/Chilled water  cooling systems.docx
+++ b/Document_Outlines/Input data - systems/Chilled water  cooling systems.docx
@@ -3279,6 +3279,17 @@
       </w:pPr>
       <w:r>
         <w:t>Evidence of current PVG Scheme membership for all contractor personnel attending site</w:t>
+      </w:r>
+    </w:p>
+    <w:p>
+      <w:pPr>
+        <w:numPr>
+          <w:ilvl w:val="0"/>
+          <w:numId w:val="2"/>
+        </w:numPr>
+      </w:pPr>
+      <w:r>
+        <w:t>Where works are in, adjacent to, above or below a room housing ionising-radiation imaging equipment (CT, X-ray, fluoroscopy, nuclear medicine): confirm Radiation Protection Adviser (RPA) sign-off on shielding integrity per the Room/Ward/Theatre Refresh checklist - a separate gate from HAI-SCRIBE, not covered by it</w:t>
       </w:r>
     </w:p>
     <w:p/>

--- a/Document_Outlines/Input data - systems/Chilled water  cooling systems.docx
+++ b/Document_Outlines/Input data - systems/Chilled water  cooling systems.docx
@@ -1773,7 +1773,7 @@
           </w:tcPr>
           <w:p>
             <w:r>
-              <w:t>Building Regulations / statutory compliance information</w:t>
+              <w:t>Building Warrant / Building (Scotland) Regulations 2004 compliance information (Schedule 3 where the works affect an existing occupied building)</w:t>
             </w:r>
           </w:p>
         </w:tc>
@@ -1981,6 +1981,45 @@
           <w:p>
             <w:r>
               <w:t>DSEAR (Dangerous Substances and Explosive Atmospheres Regulations 2002, amended 2015)</w:t>
+            </w:r>
+          </w:p>
+        </w:tc>
+      </w:tr>
+      <w:tr>
+        <w:trPr>
+          <w:tblCellSpacing w:w="15" w:type="dxa"/>
+        </w:trPr>
+        <w:tc>
+          <w:tcPr>
+            <w:tcW w:w="0" w:type="auto"/>
+            <w:vAlign w:val="center"/>
+            <w:hideMark/>
+          </w:tcPr>
+          <w:p>
+            <w:r>
+              <w:t>Legionella/biocide dosing regime design for any wet cooling tower / evaporative condenser element (distinct from closed-loop chilled-water-circuit water treatment)</w:t>
+            </w:r>
+          </w:p>
+        </w:tc>
+        <w:tc>
+          <w:tcPr>
+            <w:tcW w:w="0" w:type="auto"/>
+            <w:vAlign w:val="center"/>
+            <w:hideMark/>
+          </w:tcPr>
+          <w:p>
+            <w:r/>
+          </w:p>
+        </w:tc>
+        <w:tc>
+          <w:tcPr>
+            <w:tcW w:w="0" w:type="auto"/>
+            <w:vAlign w:val="center"/>
+            <w:hideMark/>
+          </w:tcPr>
+          <w:p>
+            <w:r>
+              <w:t>HSE ACOP L8 / HSG274</w:t>
             </w:r>
           </w:p>
         </w:tc>
@@ -3173,6 +3212,45 @@
           <w:p>
             <w:r>
               <w:t>SHTM 00</w:t>
+            </w:r>
+          </w:p>
+        </w:tc>
+      </w:tr>
+      <w:tr>
+        <w:trPr>
+          <w:tblCellSpacing w:w="15" w:type="dxa"/>
+        </w:trPr>
+        <w:tc>
+          <w:tcPr>
+            <w:tcW w:w="0" w:type="auto"/>
+            <w:vAlign w:val="center"/>
+            <w:hideMark/>
+          </w:tcPr>
+          <w:p>
+            <w:r>
+              <w:t>Local authority notification of notifiable cooling tower / evaporative condenser confirmed where applicable</w:t>
+            </w:r>
+          </w:p>
+        </w:tc>
+        <w:tc>
+          <w:tcPr>
+            <w:tcW w:w="0" w:type="auto"/>
+            <w:vAlign w:val="center"/>
+            <w:hideMark/>
+          </w:tcPr>
+          <w:p>
+            <w:r/>
+          </w:p>
+        </w:tc>
+        <w:tc>
+          <w:tcPr>
+            <w:tcW w:w="0" w:type="auto"/>
+            <w:vAlign w:val="center"/>
+            <w:hideMark/>
+          </w:tcPr>
+          <w:p>
+            <w:r>
+              <w:t>Notification of Cooling Towers and Evaporative Condensers Regulations 1992 (as amended); HSE ACOP L8/HSG274</w:t>
             </w:r>
           </w:p>
         </w:tc>
